--- a/Documents/Meeting Minutes with Hobbs Client/05-11-2014 Hobbs Client Meeting - 8.docx
+++ b/Documents/Meeting Minutes with Hobbs Client/05-11-2014 Hobbs Client Meeting - 8.docx
@@ -547,7 +547,22 @@
               <w:cnfStyle w:val="000000100000" w:firstRow="0" w:lastRow="0" w:firstColumn="0" w:lastColumn="0" w:oddVBand="0" w:evenVBand="0" w:oddHBand="1" w:evenHBand="0" w:firstRowFirstColumn="0" w:firstRowLastColumn="0" w:lastRowFirstColumn="0" w:lastRowLastColumn="0"/>
             </w:pPr>
             <w:r>
-              <w:t>Showed client the functionality for admin to view customer’s order</w:t>
+              <w:t xml:space="preserve">Additional functionality: </w:t>
+            </w:r>
+            <w:r>
+              <w:t>Showed client the functiona</w:t>
+            </w:r>
+            <w:r>
+              <w:t>lity for admin to view customer</w:t>
+            </w:r>
+            <w:r>
+              <w:t>s</w:t>
+            </w:r>
+            <w:r>
+              <w:t>’</w:t>
+            </w:r>
+            <w:r>
+              <w:t xml:space="preserve"> order</w:t>
             </w:r>
             <w:r>
               <w:t>’s history; including</w:t>
@@ -556,7 +571,10 @@
               <w:t xml:space="preserve"> </w:t>
             </w:r>
             <w:r>
-              <w:t xml:space="preserve">collection and delivery </w:t>
+              <w:t xml:space="preserve">for business customers; </w:t>
+            </w:r>
+            <w:r>
+              <w:t xml:space="preserve">collection’s </w:t>
             </w:r>
             <w:r>
               <w:t>time</w:t>
@@ -568,10 +586,13 @@
               <w:t>nd date</w:t>
             </w:r>
             <w:r>
-              <w:t xml:space="preserve"> the business customer selected.</w:t>
-            </w:r>
-            <w:r>
-              <w:t xml:space="preserve"> Ensured this was working as required.</w:t>
+              <w:t>, and delivery’s time and date functionalities</w:t>
+            </w:r>
+            <w:r>
+              <w:t>.</w:t>
+            </w:r>
+            <w:r>
+              <w:t xml:space="preserve"> We tested this functionality and ensured it was working as required. </w:t>
             </w:r>
           </w:p>
         </w:tc>
@@ -610,7 +631,31 @@
             </w:r>
             <w:proofErr w:type="spellEnd"/>
             <w:r>
-              <w:t xml:space="preserve"> to distribute her questionnaire to a business customer and general customer.</w:t>
+              <w:t xml:space="preserve"> to d</w:t>
+            </w:r>
+            <w:r>
+              <w:t xml:space="preserve">istribute her questionnaire </w:t>
+            </w:r>
+            <w:r>
+              <w:t>to business</w:t>
+            </w:r>
+            <w:r>
+              <w:t xml:space="preserve"> customer and </w:t>
+            </w:r>
+            <w:r>
+              <w:t xml:space="preserve">regular walk </w:t>
+            </w:r>
+            <w:r>
+              <w:t>in</w:t>
+            </w:r>
+            <w:r>
+              <w:t xml:space="preserve"> customer</w:t>
+            </w:r>
+            <w:r>
+              <w:t>s</w:t>
+            </w:r>
+            <w:r>
+              <w:t>.</w:t>
             </w:r>
           </w:p>
         </w:tc>
@@ -704,15 +749,13 @@
               <w:cnfStyle w:val="000000100000" w:firstRow="0" w:lastRow="0" w:firstColumn="0" w:lastColumn="0" w:oddVBand="0" w:evenVBand="0" w:oddHBand="1" w:evenHBand="0" w:firstRowFirstColumn="0" w:firstRowLastColumn="0" w:lastRowFirstColumn="0" w:lastRowLastColumn="0"/>
             </w:pPr>
             <w:r>
-              <w:t xml:space="preserve">Business customer and come-in customer filled in the questionnaires </w:t>
-            </w:r>
-            <w:r>
-              <w:t>– re</w:t>
-            </w:r>
-            <w:bookmarkStart w:id="0" w:name="_GoBack"/>
-            <w:bookmarkEnd w:id="0"/>
-            <w:r>
-              <w:t>ceived positive response</w:t>
+              <w:t xml:space="preserve">Got questionnaires filled </w:t>
+            </w:r>
+            <w:r>
+              <w:t xml:space="preserve"> </w:t>
+            </w:r>
+            <w:r>
+              <w:t>– received positive response</w:t>
             </w:r>
             <w:r>
               <w:t>.</w:t>
@@ -954,8 +997,12 @@
       </w:r>
     </w:p>
     <w:sectPr>
-      <w:headerReference w:type="default" r:id="rId9"/>
-      <w:footerReference w:type="default" r:id="rId10"/>
+      <w:headerReference w:type="even" r:id="rId9"/>
+      <w:headerReference w:type="default" r:id="rId10"/>
+      <w:footerReference w:type="even" r:id="rId11"/>
+      <w:footerReference w:type="default" r:id="rId12"/>
+      <w:headerReference w:type="first" r:id="rId13"/>
+      <w:footerReference w:type="first" r:id="rId14"/>
       <w:pgSz w:w="11906" w:h="16838"/>
       <w:pgMar w:top="1440" w:right="1440" w:bottom="1440" w:left="1440" w:header="708" w:footer="708" w:gutter="0"/>
       <w:pgBorders w:offsetFrom="page">
@@ -998,9 +1045,19 @@
 
 <file path=word/footer1.xml><?xml version="1.0" encoding="utf-8"?>
 <w:ftr xmlns:wpc="http://schemas.microsoft.com/office/word/2010/wordprocessingCanvas" xmlns:mc="http://schemas.openxmlformats.org/markup-compatibility/2006" xmlns:o="urn:schemas-microsoft-com:office:office" xmlns:r="http://schemas.openxmlformats.org/officeDocument/2006/relationships" xmlns:m="http://schemas.openxmlformats.org/officeDocument/2006/math" xmlns:v="urn:schemas-microsoft-com:vml" xmlns:wp14="http://schemas.microsoft.com/office/word/2010/wordprocessingDrawing" xmlns:wp="http://schemas.openxmlformats.org/drawingml/2006/wordprocessingDrawing" xmlns:w10="urn:schemas-microsoft-com:office:word" xmlns:w="http://schemas.openxmlformats.org/wordprocessingml/2006/main" xmlns:w14="http://schemas.microsoft.com/office/word/2010/wordml" xmlns:wpg="http://schemas.microsoft.com/office/word/2010/wordprocessingGroup" xmlns:wpi="http://schemas.microsoft.com/office/word/2010/wordprocessingInk" xmlns:wne="http://schemas.microsoft.com/office/word/2006/wordml" xmlns:wps="http://schemas.microsoft.com/office/word/2010/wordprocessingShape" mc:Ignorable="w14 wp14">
+  <w:p>
+    <w:pPr>
+      <w:pStyle w:val="Footer"/>
+    </w:pPr>
+  </w:p>
+</w:ftr>
+</file>
+
+<file path=word/footer2.xml><?xml version="1.0" encoding="utf-8"?>
+<w:ftr xmlns:wpc="http://schemas.microsoft.com/office/word/2010/wordprocessingCanvas" xmlns:mc="http://schemas.openxmlformats.org/markup-compatibility/2006" xmlns:o="urn:schemas-microsoft-com:office:office" xmlns:r="http://schemas.openxmlformats.org/officeDocument/2006/relationships" xmlns:m="http://schemas.openxmlformats.org/officeDocument/2006/math" xmlns:v="urn:schemas-microsoft-com:vml" xmlns:wp14="http://schemas.microsoft.com/office/word/2010/wordprocessingDrawing" xmlns:wp="http://schemas.openxmlformats.org/drawingml/2006/wordprocessingDrawing" xmlns:w10="urn:schemas-microsoft-com:office:word" xmlns:w="http://schemas.openxmlformats.org/wordprocessingml/2006/main" xmlns:w14="http://schemas.microsoft.com/office/word/2010/wordml" xmlns:wpg="http://schemas.microsoft.com/office/word/2010/wordprocessingGroup" xmlns:wpi="http://schemas.microsoft.com/office/word/2010/wordprocessingInk" xmlns:wne="http://schemas.microsoft.com/office/word/2006/wordml" xmlns:wps="http://schemas.microsoft.com/office/word/2010/wordprocessingShape" mc:Ignorable="w14 wp14">
   <w:sdt>
     <w:sdtPr>
-      <w:id w:val="-1908449862"/>
+      <w:id w:val="407273142"/>
       <w:docPartObj>
         <w:docPartGallery w:val="Page Numbers (Bottom of Page)"/>
         <w:docPartUnique/>
@@ -1012,11 +1069,22 @@
       </w:rPr>
     </w:sdtEndPr>
     <w:sdtContent>
+      <w:bookmarkStart w:id="0" w:name="_GoBack" w:displacedByCustomXml="prev"/>
+      <w:bookmarkEnd w:id="0" w:displacedByCustomXml="prev"/>
       <w:p>
         <w:pPr>
           <w:pStyle w:val="Footer"/>
-          <w:jc w:val="right"/>
         </w:pPr>
+        <w:r>
+          <w:t>Hobbs Dry Cleaners &amp; Launderette Meeting Minutes #8</w:t>
+        </w:r>
+        <w:r>
+          <w:tab/>
+        </w:r>
+        <w:r>
+          <w:tab/>
+          <w:t xml:space="preserve"> </w:t>
+        </w:r>
         <w:r>
           <w:fldChar w:fldCharType="begin"/>
         </w:r>
@@ -1049,6 +1117,16 @@
 </w:ftr>
 </file>
 
+<file path=word/footer3.xml><?xml version="1.0" encoding="utf-8"?>
+<w:ftr xmlns:wpc="http://schemas.microsoft.com/office/word/2010/wordprocessingCanvas" xmlns:mc="http://schemas.openxmlformats.org/markup-compatibility/2006" xmlns:o="urn:schemas-microsoft-com:office:office" xmlns:r="http://schemas.openxmlformats.org/officeDocument/2006/relationships" xmlns:m="http://schemas.openxmlformats.org/officeDocument/2006/math" xmlns:v="urn:schemas-microsoft-com:vml" xmlns:wp14="http://schemas.microsoft.com/office/word/2010/wordprocessingDrawing" xmlns:wp="http://schemas.openxmlformats.org/drawingml/2006/wordprocessingDrawing" xmlns:w10="urn:schemas-microsoft-com:office:word" xmlns:w="http://schemas.openxmlformats.org/wordprocessingml/2006/main" xmlns:w14="http://schemas.microsoft.com/office/word/2010/wordml" xmlns:wpg="http://schemas.microsoft.com/office/word/2010/wordprocessingGroup" xmlns:wpi="http://schemas.microsoft.com/office/word/2010/wordprocessingInk" xmlns:wne="http://schemas.microsoft.com/office/word/2006/wordml" xmlns:wps="http://schemas.microsoft.com/office/word/2010/wordprocessingShape" mc:Ignorable="w14 wp14">
+  <w:p>
+    <w:pPr>
+      <w:pStyle w:val="Footer"/>
+    </w:pPr>
+  </w:p>
+</w:ftr>
+</file>
+
 <file path=word/footnotes.xml><?xml version="1.0" encoding="utf-8"?>
 <w:footnotes xmlns:wpc="http://schemas.microsoft.com/office/word/2010/wordprocessingCanvas" xmlns:mc="http://schemas.openxmlformats.org/markup-compatibility/2006" xmlns:o="urn:schemas-microsoft-com:office:office" xmlns:r="http://schemas.openxmlformats.org/officeDocument/2006/relationships" xmlns:m="http://schemas.openxmlformats.org/officeDocument/2006/math" xmlns:v="urn:schemas-microsoft-com:vml" xmlns:wp14="http://schemas.microsoft.com/office/word/2010/wordprocessingDrawing" xmlns:wp="http://schemas.openxmlformats.org/drawingml/2006/wordprocessingDrawing" xmlns:w10="urn:schemas-microsoft-com:office:word" xmlns:w="http://schemas.openxmlformats.org/wordprocessingml/2006/main" xmlns:w14="http://schemas.microsoft.com/office/word/2010/wordml" xmlns:wpg="http://schemas.microsoft.com/office/word/2010/wordprocessingGroup" xmlns:wpi="http://schemas.microsoft.com/office/word/2010/wordprocessingInk" xmlns:wne="http://schemas.microsoft.com/office/word/2006/wordml" xmlns:wps="http://schemas.microsoft.com/office/word/2010/wordprocessingShape" mc:Ignorable="w14 wp14">
   <w:footnote w:type="separator" w:id="-1">
@@ -1075,6 +1153,16 @@
 </file>
 
 <file path=word/header1.xml><?xml version="1.0" encoding="utf-8"?>
+<w:hdr xmlns:wpc="http://schemas.microsoft.com/office/word/2010/wordprocessingCanvas" xmlns:mc="http://schemas.openxmlformats.org/markup-compatibility/2006" xmlns:o="urn:schemas-microsoft-com:office:office" xmlns:r="http://schemas.openxmlformats.org/officeDocument/2006/relationships" xmlns:m="http://schemas.openxmlformats.org/officeDocument/2006/math" xmlns:v="urn:schemas-microsoft-com:vml" xmlns:wp14="http://schemas.microsoft.com/office/word/2010/wordprocessingDrawing" xmlns:wp="http://schemas.openxmlformats.org/drawingml/2006/wordprocessingDrawing" xmlns:w10="urn:schemas-microsoft-com:office:word" xmlns:w="http://schemas.openxmlformats.org/wordprocessingml/2006/main" xmlns:w14="http://schemas.microsoft.com/office/word/2010/wordml" xmlns:wpg="http://schemas.microsoft.com/office/word/2010/wordprocessingGroup" xmlns:wpi="http://schemas.microsoft.com/office/word/2010/wordprocessingInk" xmlns:wne="http://schemas.microsoft.com/office/word/2006/wordml" xmlns:wps="http://schemas.microsoft.com/office/word/2010/wordprocessingShape" mc:Ignorable="w14 wp14">
+  <w:p>
+    <w:pPr>
+      <w:pStyle w:val="Header"/>
+    </w:pPr>
+  </w:p>
+</w:hdr>
+</file>
+
+<file path=word/header2.xml><?xml version="1.0" encoding="utf-8"?>
 <w:hdr xmlns:wpc="http://schemas.microsoft.com/office/word/2010/wordprocessingCanvas" xmlns:mc="http://schemas.openxmlformats.org/markup-compatibility/2006" xmlns:o="urn:schemas-microsoft-com:office:office" xmlns:r="http://schemas.openxmlformats.org/officeDocument/2006/relationships" xmlns:m="http://schemas.openxmlformats.org/officeDocument/2006/math" xmlns:v="urn:schemas-microsoft-com:vml" xmlns:wp14="http://schemas.microsoft.com/office/word/2010/wordprocessingDrawing" xmlns:wp="http://schemas.openxmlformats.org/drawingml/2006/wordprocessingDrawing" xmlns:w10="urn:schemas-microsoft-com:office:word" xmlns:w="http://schemas.openxmlformats.org/wordprocessingml/2006/main" xmlns:w14="http://schemas.microsoft.com/office/word/2010/wordml" xmlns:wpg="http://schemas.microsoft.com/office/word/2010/wordprocessingGroup" xmlns:wpi="http://schemas.microsoft.com/office/word/2010/wordprocessingInk" xmlns:wne="http://schemas.microsoft.com/office/word/2006/wordml" xmlns:wps="http://schemas.microsoft.com/office/word/2010/wordprocessingShape" mc:Ignorable="w14 wp14">
   <w:tbl>
     <w:tblPr>
@@ -1180,6 +1268,16 @@
       </w:tc>
     </w:tr>
   </w:tbl>
+  <w:p>
+    <w:pPr>
+      <w:pStyle w:val="Header"/>
+    </w:pPr>
+  </w:p>
+</w:hdr>
+</file>
+
+<file path=word/header3.xml><?xml version="1.0" encoding="utf-8"?>
+<w:hdr xmlns:wpc="http://schemas.microsoft.com/office/word/2010/wordprocessingCanvas" xmlns:mc="http://schemas.openxmlformats.org/markup-compatibility/2006" xmlns:o="urn:schemas-microsoft-com:office:office" xmlns:r="http://schemas.openxmlformats.org/officeDocument/2006/relationships" xmlns:m="http://schemas.openxmlformats.org/officeDocument/2006/math" xmlns:v="urn:schemas-microsoft-com:vml" xmlns:wp14="http://schemas.microsoft.com/office/word/2010/wordprocessingDrawing" xmlns:wp="http://schemas.openxmlformats.org/drawingml/2006/wordprocessingDrawing" xmlns:w10="urn:schemas-microsoft-com:office:word" xmlns:w="http://schemas.openxmlformats.org/wordprocessingml/2006/main" xmlns:w14="http://schemas.microsoft.com/office/word/2010/wordml" xmlns:wpg="http://schemas.microsoft.com/office/word/2010/wordprocessingGroup" xmlns:wpi="http://schemas.microsoft.com/office/word/2010/wordprocessingInk" xmlns:wne="http://schemas.microsoft.com/office/word/2006/wordml" xmlns:wps="http://schemas.microsoft.com/office/word/2010/wordprocessingShape" mc:Ignorable="w14 wp14">
   <w:p>
     <w:pPr>
       <w:pStyle w:val="Header"/>
